--- a/workshop-site/labs/Lab 04 - Instructor Notes.docx
+++ b/workshop-site/labs/Lab 04 - Instructor Notes.docx
@@ -12,7 +12,7 @@
           <w:color w:val="1F4E79"/>
           <w:sz w:val="40"/>
         </w:rPr>
-        <w:t>Lab 4 — Instructor Notes</w:t>
+        <w:t>Lab 4: Instructor Notes</w:t>
       </w:r>
     </w:p>
     <w:p>
@@ -316,7 +316,7 @@
           <w:color w:val="1F4E79"/>
           <w:sz w:val="28"/>
         </w:rPr>
-        <w:t>The arc of this lab — what to establish verbally before Part 1</w:t>
+        <w:t>The arc of this lab: what to establish verbally before Part 1</w:t>
       </w:r>
     </w:p>
     <w:p>
@@ -361,7 +361,7 @@
           <w:color w:val="1F4E79"/>
           <w:sz w:val="28"/>
         </w:rPr>
-        <w:t>Part 1 — Add the Work Orders tab (3 min)</w:t>
+        <w:t>Part 1: Add the Work Orders tab (3 min)</w:t>
       </w:r>
     </w:p>
     <w:p>
@@ -406,7 +406,7 @@
           <w:color w:val="1F4E79"/>
           <w:sz w:val="28"/>
         </w:rPr>
-        <w:t>Part 2 — Create a Work Type (10 min)</w:t>
+        <w:t>Part 2: Create a Work Type (10 min)</w:t>
       </w:r>
     </w:p>
     <w:p>
@@ -483,7 +483,7 @@
           <w:color w:val="1F4E79"/>
           <w:sz w:val="28"/>
         </w:rPr>
-        <w:t>Part 3 — Trim the Work Order Layout (15 min)</w:t>
+        <w:t>Part 3: Trim the Work Order Layout (15 min)</w:t>
       </w:r>
     </w:p>
     <w:p>
@@ -592,7 +592,7 @@
           <w:color w:val="1F4E79"/>
           <w:sz w:val="28"/>
         </w:rPr>
-        <w:t>Part 4 — Escalate your golden Case into a Work Order (12 min)</w:t>
+        <w:t>Part 4: Escalate your golden Case into a Work Order (12 min)</w:t>
       </w:r>
     </w:p>
     <w:p>
@@ -701,7 +701,7 @@
           <w:color w:val="1F4E79"/>
           <w:sz w:val="28"/>
         </w:rPr>
-        <w:t>Part 5 — Verify the chain (10 min)</w:t>
+        <w:t>Part 5: Verify the chain (10 min)</w:t>
       </w:r>
     </w:p>
     <w:p>
@@ -775,7 +775,7 @@
           <w:color w:val="1F4E79"/>
           <w:sz w:val="28"/>
         </w:rPr>
-        <w:t>After Lab 04 — Day 1 close</w:t>
+        <w:t>After Lab 04: Day 1 close</w:t>
       </w:r>
     </w:p>
     <w:p>
@@ -820,7 +820,7 @@
           <w:color w:val="1F4E79"/>
           <w:sz w:val="28"/>
         </w:rPr>
-        <w:t>Teaching register — Tim's reminder to self</w:t>
+        <w:t>Teaching register: Tim's reminder to self</w:t>
       </w:r>
     </w:p>
     <w:p>
